--- a/Content/Arena/All Arenas/10-nl2sql/Original Documents/SQL语言智能生成(NL2SQL)的通用实践.docx
+++ b/Content/Arena/All Arenas/10-nl2sql/Original Documents/SQL语言智能生成(NL2SQL)的通用实践.docx
@@ -1199,7 +1199,7 @@
 
 <file path=word/numbering.xml><?xml version="1.0" encoding="utf-8"?>
 <w:numbering xmlns:w="http://schemas.openxmlformats.org/wordprocessingml/2006/main">
-  <w:abstractNum w:abstractNumId="76558">
+  <w:abstractNum w:abstractNumId="914944">
     <w:lvl>
       <w:numFmt w:val="bullet"/>
       <w:suff w:val="tab"/>
@@ -1209,7 +1209,7 @@
       </w:rPr>
     </w:lvl>
   </w:abstractNum>
-  <w:abstractNum w:abstractNumId="76559">
+  <w:abstractNum w:abstractNumId="914945">
     <w:lvl>
       <w:numFmt w:val="bullet"/>
       <w:suff w:val="tab"/>
@@ -1219,7 +1219,7 @@
       </w:rPr>
     </w:lvl>
   </w:abstractNum>
-  <w:abstractNum w:abstractNumId="76560">
+  <w:abstractNum w:abstractNumId="914946">
     <w:lvl>
       <w:numFmt w:val="bullet"/>
       <w:suff w:val="tab"/>
@@ -1229,7 +1229,7 @@
       </w:rPr>
     </w:lvl>
   </w:abstractNum>
-  <w:abstractNum w:abstractNumId="76561">
+  <w:abstractNum w:abstractNumId="914947">
     <w:lvl>
       <w:numFmt w:val="bullet"/>
       <w:suff w:val="tab"/>
@@ -1239,7 +1239,7 @@
       </w:rPr>
     </w:lvl>
   </w:abstractNum>
-  <w:abstractNum w:abstractNumId="76562">
+  <w:abstractNum w:abstractNumId="914948">
     <w:lvl>
       <w:numFmt w:val="bullet"/>
       <w:suff w:val="tab"/>
@@ -1249,7 +1249,7 @@
       </w:rPr>
     </w:lvl>
   </w:abstractNum>
-  <w:abstractNum w:abstractNumId="76563">
+  <w:abstractNum w:abstractNumId="914949">
     <w:lvl>
       <w:numFmt w:val="bullet"/>
       <w:suff w:val="tab"/>
@@ -1259,7 +1259,7 @@
       </w:rPr>
     </w:lvl>
   </w:abstractNum>
-  <w:abstractNum w:abstractNumId="76564">
+  <w:abstractNum w:abstractNumId="914950">
     <w:lvl>
       <w:numFmt w:val="bullet"/>
       <w:suff w:val="tab"/>
@@ -1269,7 +1269,7 @@
       </w:rPr>
     </w:lvl>
   </w:abstractNum>
-  <w:abstractNum w:abstractNumId="76565">
+  <w:abstractNum w:abstractNumId="914951">
     <w:lvl>
       <w:numFmt w:val="bullet"/>
       <w:suff w:val="tab"/>
@@ -1279,7 +1279,7 @@
       </w:rPr>
     </w:lvl>
   </w:abstractNum>
-  <w:abstractNum w:abstractNumId="76566">
+  <w:abstractNum w:abstractNumId="914952">
     <w:lvl>
       <w:numFmt w:val="bullet"/>
       <w:suff w:val="tab"/>
@@ -1289,7 +1289,7 @@
       </w:rPr>
     </w:lvl>
   </w:abstractNum>
-  <w:abstractNum w:abstractNumId="76567">
+  <w:abstractNum w:abstractNumId="914953">
     <w:lvl>
       <w:numFmt w:val="bullet"/>
       <w:suff w:val="tab"/>
@@ -1299,7 +1299,7 @@
       </w:rPr>
     </w:lvl>
   </w:abstractNum>
-  <w:abstractNum w:abstractNumId="76568">
+  <w:abstractNum w:abstractNumId="914954">
     <w:lvl>
       <w:numFmt w:val="bullet"/>
       <w:suff w:val="tab"/>
@@ -1309,7 +1309,7 @@
       </w:rPr>
     </w:lvl>
   </w:abstractNum>
-  <w:abstractNum w:abstractNumId="76569">
+  <w:abstractNum w:abstractNumId="914955">
     <w:lvl>
       <w:numFmt w:val="bullet"/>
       <w:suff w:val="tab"/>
@@ -1319,7 +1319,7 @@
       </w:rPr>
     </w:lvl>
   </w:abstractNum>
-  <w:abstractNum w:abstractNumId="76570">
+  <w:abstractNum w:abstractNumId="914956">
     <w:lvl>
       <w:numFmt w:val="bullet"/>
       <w:suff w:val="tab"/>
@@ -1329,7 +1329,7 @@
       </w:rPr>
     </w:lvl>
   </w:abstractNum>
-  <w:abstractNum w:abstractNumId="76571">
+  <w:abstractNum w:abstractNumId="914957">
     <w:lvl>
       <w:numFmt w:val="bullet"/>
       <w:suff w:val="tab"/>
@@ -1339,7 +1339,7 @@
       </w:rPr>
     </w:lvl>
   </w:abstractNum>
-  <w:abstractNum w:abstractNumId="76572">
+  <w:abstractNum w:abstractNumId="914958">
     <w:lvl>
       <w:numFmt w:val="bullet"/>
       <w:suff w:val="tab"/>
@@ -1349,7 +1349,7 @@
       </w:rPr>
     </w:lvl>
   </w:abstractNum>
-  <w:abstractNum w:abstractNumId="76573">
+  <w:abstractNum w:abstractNumId="914959">
     <w:lvl>
       <w:numFmt w:val="bullet"/>
       <w:suff w:val="tab"/>
@@ -1359,7 +1359,7 @@
       </w:rPr>
     </w:lvl>
   </w:abstractNum>
-  <w:abstractNum w:abstractNumId="76574">
+  <w:abstractNum w:abstractNumId="914960">
     <w:lvl>
       <w:numFmt w:val="bullet"/>
       <w:suff w:val="tab"/>
@@ -1369,7 +1369,7 @@
       </w:rPr>
     </w:lvl>
   </w:abstractNum>
-  <w:abstractNum w:abstractNumId="76575">
+  <w:abstractNum w:abstractNumId="914961">
     <w:lvl>
       <w:numFmt w:val="bullet"/>
       <w:suff w:val="tab"/>
@@ -1379,7 +1379,7 @@
       </w:rPr>
     </w:lvl>
   </w:abstractNum>
-  <w:abstractNum w:abstractNumId="76576">
+  <w:abstractNum w:abstractNumId="914962">
     <w:lvl>
       <w:numFmt w:val="bullet"/>
       <w:suff w:val="tab"/>
@@ -1389,7 +1389,7 @@
       </w:rPr>
     </w:lvl>
   </w:abstractNum>
-  <w:abstractNum w:abstractNumId="76577">
+  <w:abstractNum w:abstractNumId="914963">
     <w:lvl>
       <w:numFmt w:val="bullet"/>
       <w:suff w:val="tab"/>
@@ -1399,7 +1399,7 @@
       </w:rPr>
     </w:lvl>
   </w:abstractNum>
-  <w:abstractNum w:abstractNumId="76578">
+  <w:abstractNum w:abstractNumId="914964">
     <w:lvl>
       <w:numFmt w:val="bullet"/>
       <w:suff w:val="tab"/>
@@ -1409,7 +1409,7 @@
       </w:rPr>
     </w:lvl>
   </w:abstractNum>
-  <w:abstractNum w:abstractNumId="76579">
+  <w:abstractNum w:abstractNumId="914965">
     <w:lvl>
       <w:numFmt w:val="bullet"/>
       <w:suff w:val="tab"/>
@@ -1420,70 +1420,70 @@
     </w:lvl>
   </w:abstractNum>
   <w:num w:numId="1">
-    <w:abstractNumId w:val="76558"/>
+    <w:abstractNumId w:val="914944"/>
   </w:num>
   <w:num w:numId="2">
-    <w:abstractNumId w:val="76559"/>
+    <w:abstractNumId w:val="914945"/>
   </w:num>
   <w:num w:numId="3">
-    <w:abstractNumId w:val="76560"/>
+    <w:abstractNumId w:val="914946"/>
   </w:num>
   <w:num w:numId="4">
-    <w:abstractNumId w:val="76561"/>
+    <w:abstractNumId w:val="914947"/>
   </w:num>
   <w:num w:numId="5">
-    <w:abstractNumId w:val="76562"/>
+    <w:abstractNumId w:val="914948"/>
   </w:num>
   <w:num w:numId="6">
-    <w:abstractNumId w:val="76563"/>
+    <w:abstractNumId w:val="914949"/>
   </w:num>
   <w:num w:numId="7">
-    <w:abstractNumId w:val="76564"/>
+    <w:abstractNumId w:val="914950"/>
   </w:num>
   <w:num w:numId="8">
-    <w:abstractNumId w:val="76565"/>
+    <w:abstractNumId w:val="914951"/>
   </w:num>
   <w:num w:numId="9">
-    <w:abstractNumId w:val="76566"/>
+    <w:abstractNumId w:val="914952"/>
   </w:num>
   <w:num w:numId="10">
-    <w:abstractNumId w:val="76567"/>
+    <w:abstractNumId w:val="914953"/>
   </w:num>
   <w:num w:numId="11">
-    <w:abstractNumId w:val="76568"/>
+    <w:abstractNumId w:val="914954"/>
   </w:num>
   <w:num w:numId="12">
-    <w:abstractNumId w:val="76569"/>
+    <w:abstractNumId w:val="914955"/>
   </w:num>
   <w:num w:numId="13">
-    <w:abstractNumId w:val="76570"/>
+    <w:abstractNumId w:val="914956"/>
   </w:num>
   <w:num w:numId="14">
-    <w:abstractNumId w:val="76571"/>
+    <w:abstractNumId w:val="914957"/>
   </w:num>
   <w:num w:numId="15">
-    <w:abstractNumId w:val="76572"/>
+    <w:abstractNumId w:val="914958"/>
   </w:num>
   <w:num w:numId="16">
-    <w:abstractNumId w:val="76573"/>
+    <w:abstractNumId w:val="914959"/>
   </w:num>
   <w:num w:numId="17">
-    <w:abstractNumId w:val="76574"/>
+    <w:abstractNumId w:val="914960"/>
   </w:num>
   <w:num w:numId="18">
-    <w:abstractNumId w:val="76575"/>
+    <w:abstractNumId w:val="914961"/>
   </w:num>
   <w:num w:numId="19">
-    <w:abstractNumId w:val="76576"/>
+    <w:abstractNumId w:val="914962"/>
   </w:num>
   <w:num w:numId="20">
-    <w:abstractNumId w:val="76577"/>
+    <w:abstractNumId w:val="914963"/>
   </w:num>
   <w:num w:numId="21">
-    <w:abstractNumId w:val="76578"/>
+    <w:abstractNumId w:val="914964"/>
   </w:num>
   <w:num w:numId="22">
-    <w:abstractNumId w:val="76579"/>
+    <w:abstractNumId w:val="914965"/>
   </w:num>
 </w:numbering>
 </file>
